--- a/23501A0541.docx
+++ b/23501A0541.docx
@@ -245,8 +245,17 @@
           <w:b/>
           <w:sz w:val="32"/>
         </w:rPr>
-        <w:t xml:space="preserve">      G.K.R.V.KOUSHIK</w:t>
-      </w:r>
+        <w:t xml:space="preserve">      G.K.R.</w:t>
+      </w:r>
+      <w:proofErr w:type="gramStart"/>
+      <w:r>
+        <w:rPr>
+          <w:b/>
+          <w:sz w:val="32"/>
+        </w:rPr>
+        <w:t>V.KOUSHIK</w:t>
+      </w:r>
+      <w:proofErr w:type="gramEnd"/>
     </w:p>
     <w:p>
       <w:pPr>
@@ -1048,7 +1057,23 @@
           <w:spacing w:val="-5"/>
           <w:sz w:val="28"/>
         </w:rPr>
-        <w:t xml:space="preserve"> G.K.R.V.KOUSHIK </w:t>
+        <w:t xml:space="preserve"> G.K.R.</w:t>
+      </w:r>
+      <w:proofErr w:type="gramStart"/>
+      <w:r>
+        <w:rPr>
+          <w:spacing w:val="-5"/>
+          <w:sz w:val="28"/>
+        </w:rPr>
+        <w:t>V.KOUSHIK</w:t>
+      </w:r>
+      <w:proofErr w:type="gramEnd"/>
+      <w:r>
+        <w:rPr>
+          <w:spacing w:val="-5"/>
+          <w:sz w:val="28"/>
+        </w:rPr>
+        <w:t xml:space="preserve"> </w:t>
       </w:r>
       <w:r>
         <w:rPr>
@@ -1074,7 +1099,7 @@
         <w:rPr>
           <w:sz w:val="28"/>
         </w:rPr>
-        <w:t xml:space="preserve">as part of Assignment-1 and Assignment-2 for the </w:t>
+        <w:t xml:space="preserve">as part of Assignment-2 for the </w:t>
       </w:r>
       <w:r>
         <w:rPr>
@@ -1351,9 +1376,9 @@
         <mc:AlternateContent>
           <mc:Choice Requires="wps">
             <w:drawing>
-              <wp:inline distT="0" distB="0" distL="0" distR="0" wp14:anchorId="3D340B66" wp14:editId="10A61EC0">
-                <wp:extent cx="1978660" cy="795655"/>
-                <wp:effectExtent l="9525" t="0" r="2539" b="4445"/>
+              <wp:inline distT="0" distB="0" distL="0" distR="0" wp14:anchorId="3D340B66" wp14:editId="567AF08E">
+                <wp:extent cx="1909329" cy="581891"/>
+                <wp:effectExtent l="0" t="0" r="15240" b="27940"/>
                 <wp:docPr id="3" name="Textbox 3"/>
                 <wp:cNvGraphicFramePr>
                   <a:graphicFrameLocks xmlns:a="http://schemas.openxmlformats.org/drawingml/2006/main"/>
@@ -1367,7 +1392,7 @@
                       <wps:spPr>
                         <a:xfrm>
                           <a:off x="0" y="0"/>
-                          <a:ext cx="1978660" cy="795655"/>
+                          <a:ext cx="1909329" cy="581891"/>
                         </a:xfrm>
                         <a:prstGeom prst="rect">
                           <a:avLst/>
@@ -1408,30 +1433,7 @@
                                 <w:spacing w:val="-2"/>
                                 <w:sz w:val="24"/>
                               </w:rPr>
-                              <w:t xml:space="preserve"> ASSIGNMENT-</w:t>
-                            </w:r>
-                            <w:r>
-                              <w:rPr>
-                                <w:b/>
-                                <w:spacing w:val="-5"/>
-                                <w:sz w:val="24"/>
-                              </w:rPr>
-                              <w:t>1:</w:t>
-                            </w:r>
-                            <w:r>
-                              <w:rPr>
-                                <w:b/>
-                                <w:sz w:val="24"/>
-                              </w:rPr>
-                              <w:tab/>
-                            </w:r>
-                            <w:r>
-                              <w:rPr>
-                                <w:b/>
-                                <w:spacing w:val="-5"/>
-                                <w:sz w:val="24"/>
-                              </w:rPr>
-                              <w:t>/5</w:t>
+                              <w:t xml:space="preserve"> </w:t>
                             </w:r>
                           </w:p>
                           <w:p>
@@ -1494,7 +1496,7 @@
                 <v:stroke joinstyle="miter"/>
                 <v:path gradientshapeok="t" o:connecttype="rect"/>
               </v:shapetype>
-              <v:shape id="Textbox 3" o:spid="_x0000_s1026" type="#_x0000_t202" style="width:155.8pt;height:62.65pt;visibility:visible;mso-wrap-style:square;mso-left-percent:-10001;mso-top-percent:-10001;mso-position-horizontal:absolute;mso-position-horizontal-relative:char;mso-position-vertical:absolute;mso-position-vertical-relative:line;mso-left-percent:-10001;mso-top-percent:-10001;v-text-anchor:top" o:gfxdata="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" filled="f" strokeweight=".16931mm">
+              <v:shape id="Textbox 3" o:spid="_x0000_s1026" type="#_x0000_t202" style="width:150.35pt;height:45.8pt;visibility:visible;mso-wrap-style:square;mso-left-percent:-10001;mso-top-percent:-10001;mso-position-horizontal:absolute;mso-position-horizontal-relative:char;mso-position-vertical:absolute;mso-position-vertical-relative:line;mso-left-percent:-10001;mso-top-percent:-10001;v-text-anchor:top" o:gfxdata="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" filled="f" strokeweight=".16931mm">
                 <v:path arrowok="t"/>
                 <v:textbox inset="0,0,0,0">
                   <w:txbxContent>
@@ -1525,30 +1527,7 @@
                           <w:spacing w:val="-2"/>
                           <w:sz w:val="24"/>
                         </w:rPr>
-                        <w:t xml:space="preserve"> ASSIGNMENT-</w:t>
-                      </w:r>
-                      <w:r>
-                        <w:rPr>
-                          <w:b/>
-                          <w:spacing w:val="-5"/>
-                          <w:sz w:val="24"/>
-                        </w:rPr>
-                        <w:t>1:</w:t>
-                      </w:r>
-                      <w:r>
-                        <w:rPr>
-                          <w:b/>
-                          <w:sz w:val="24"/>
-                        </w:rPr>
-                        <w:tab/>
-                      </w:r>
-                      <w:r>
-                        <w:rPr>
-                          <w:b/>
-                          <w:spacing w:val="-5"/>
-                          <w:sz w:val="24"/>
-                        </w:rPr>
-                        <w:t>/5</w:t>
+                        <w:t xml:space="preserve"> </w:t>
                       </w:r>
                     </w:p>
                     <w:p>
@@ -8554,12 +8533,36 @@
                           <w:p/>
                           <w:p>
                             <w:r>
-                              <w:t xml:space="preserve">    mapping(string =&gt; Document) private documents;</w:t>
+                              <w:t xml:space="preserve">    </w:t>
+                            </w:r>
+                            <w:proofErr w:type="gramStart"/>
+                            <w:r>
+                              <w:t>mapping(</w:t>
+                            </w:r>
+                            <w:proofErr w:type="gramEnd"/>
+                            <w:r>
+                              <w:t>string =&gt; Document) private documents;</w:t>
                             </w:r>
                           </w:p>
                           <w:p>
                             <w:r>
-                              <w:t xml:space="preserve">    mapping(address =&gt; string[])</w:t>
+                              <w:t xml:space="preserve">    </w:t>
+                            </w:r>
+                            <w:proofErr w:type="gramStart"/>
+                            <w:r>
+                              <w:t>mapping(</w:t>
+                            </w:r>
+                            <w:proofErr w:type="gramEnd"/>
+                            <w:r>
+                              <w:t xml:space="preserve">address =&gt; </w:t>
+                            </w:r>
+                            <w:proofErr w:type="gramStart"/>
+                            <w:r>
+                              <w:t>string[</w:t>
+                            </w:r>
+                            <w:proofErr w:type="gramEnd"/>
+                            <w:r>
+                              <w:t>])</w:t>
                             </w:r>
                           </w:p>
                           <w:p>
@@ -8569,7 +8572,15 @@
                           </w:p>
                           <w:p>
                             <w:r>
-                              <w:t xml:space="preserve">    mapping(address =&gt; User) private users;</w:t>
+                              <w:t xml:space="preserve">    </w:t>
+                            </w:r>
+                            <w:proofErr w:type="gramStart"/>
+                            <w:r>
+                              <w:t>mapping(</w:t>
+                            </w:r>
+                            <w:proofErr w:type="gramEnd"/>
+                            <w:r>
+                              <w:t>address =&gt; User) private users;</w:t>
                             </w:r>
                           </w:p>
                           <w:p>
@@ -8682,12 +8693,36 @@
                     <w:p/>
                     <w:p>
                       <w:r>
-                        <w:t xml:space="preserve">    mapping(string =&gt; Document) private documents;</w:t>
+                        <w:t xml:space="preserve">    </w:t>
+                      </w:r>
+                      <w:proofErr w:type="gramStart"/>
+                      <w:r>
+                        <w:t>mapping(</w:t>
+                      </w:r>
+                      <w:proofErr w:type="gramEnd"/>
+                      <w:r>
+                        <w:t>string =&gt; Document) private documents;</w:t>
                       </w:r>
                     </w:p>
                     <w:p>
                       <w:r>
-                        <w:t xml:space="preserve">    mapping(address =&gt; string[])</w:t>
+                        <w:t xml:space="preserve">    </w:t>
+                      </w:r>
+                      <w:proofErr w:type="gramStart"/>
+                      <w:r>
+                        <w:t>mapping(</w:t>
+                      </w:r>
+                      <w:proofErr w:type="gramEnd"/>
+                      <w:r>
+                        <w:t xml:space="preserve">address =&gt; </w:t>
+                      </w:r>
+                      <w:proofErr w:type="gramStart"/>
+                      <w:r>
+                        <w:t>string[</w:t>
+                      </w:r>
+                      <w:proofErr w:type="gramEnd"/>
+                      <w:r>
+                        <w:t>])</w:t>
                       </w:r>
                     </w:p>
                     <w:p>
@@ -8697,7 +8732,15 @@
                     </w:p>
                     <w:p>
                       <w:r>
-                        <w:t xml:space="preserve">    mapping(address =&gt; User) private users;</w:t>
+                        <w:t xml:space="preserve">    </w:t>
+                      </w:r>
+                      <w:proofErr w:type="gramStart"/>
+                      <w:r>
+                        <w:t>mapping(</w:t>
+                      </w:r>
+                      <w:proofErr w:type="gramEnd"/>
+                      <w:r>
+                        <w:t>address =&gt; User) private users;</w:t>
                       </w:r>
                     </w:p>
                     <w:p>
@@ -9126,17 +9169,38 @@
                         <w:txbxContent>
                           <w:p>
                             <w:r>
-                              <w:t>modifier onlyAdmin() {</w:t>
+                              <w:t xml:space="preserve">modifier </w:t>
+                            </w:r>
+                            <w:proofErr w:type="gramStart"/>
+                            <w:r>
+                              <w:t>onlyAdmin(</w:t>
+                            </w:r>
+                            <w:proofErr w:type="gramEnd"/>
+                            <w:r>
+                              <w:t>) {</w:t>
                             </w:r>
                           </w:p>
                           <w:p>
                             <w:r>
-                              <w:t xml:space="preserve">    require(</w:t>
-                            </w:r>
+                              <w:t xml:space="preserve">    </w:t>
+                            </w:r>
+                            <w:proofErr w:type="gramStart"/>
+                            <w:r>
+                              <w:t>require(</w:t>
+                            </w:r>
+                            <w:proofErr w:type="gramEnd"/>
                           </w:p>
                           <w:p>
                             <w:r>
-                              <w:t xml:space="preserve">        msg.sender == admin,</w:t>
+                              <w:t xml:space="preserve">        </w:t>
+                            </w:r>
+                            <w:proofErr w:type="gramStart"/>
+                            <w:r>
+                              <w:t>msg.sender</w:t>
+                            </w:r>
+                            <w:proofErr w:type="gramEnd"/>
+                            <w:r>
+                              <w:t xml:space="preserve"> == admin,</w:t>
                             </w:r>
                           </w:p>
                           <w:p>
@@ -9162,8 +9226,13 @@
                           <w:p/>
                           <w:p>
                             <w:r>
-                              <w:t>function createUser(</w:t>
-                            </w:r>
+                              <w:t xml:space="preserve">function </w:t>
+                            </w:r>
+                            <w:proofErr w:type="gramStart"/>
+                            <w:r>
+                              <w:t>createUser(</w:t>
+                            </w:r>
+                            <w:proofErr w:type="gramEnd"/>
                           </w:p>
                           <w:p>
                             <w:r>
@@ -9177,17 +9246,46 @@
                           </w:p>
                           <w:p>
                             <w:r>
-                              <w:t>) external onlyAdmin {</w:t>
+                              <w:t xml:space="preserve">) </w:t>
+                            </w:r>
+                            <w:proofErr w:type="gramStart"/>
+                            <w:r>
+                              <w:t>external</w:t>
+                            </w:r>
+                            <w:proofErr w:type="gramEnd"/>
+                            <w:r>
+                              <w:t xml:space="preserve"> onlyAdmin {</w:t>
                             </w:r>
                           </w:p>
                           <w:p>
                             <w:r>
-                              <w:t xml:space="preserve">    require(</w:t>
-                            </w:r>
+                              <w:t xml:space="preserve">    </w:t>
+                            </w:r>
+                            <w:proofErr w:type="gramStart"/>
+                            <w:r>
+                              <w:t>require(</w:t>
+                            </w:r>
+                            <w:proofErr w:type="gramEnd"/>
                           </w:p>
                           <w:p>
                             <w:r>
-                              <w:t xml:space="preserve">        users[_addr].addr == address(0),</w:t>
+                              <w:t xml:space="preserve">        users[_addr</w:t>
+                            </w:r>
+                            <w:proofErr w:type="gramStart"/>
+                            <w:r>
+                              <w:t>].addr</w:t>
+                            </w:r>
+                            <w:proofErr w:type="gramEnd"/>
+                            <w:r>
+                              <w:t xml:space="preserve"> == </w:t>
+                            </w:r>
+                            <w:proofErr w:type="gramStart"/>
+                            <w:r>
+                              <w:t>address(</w:t>
+                            </w:r>
+                            <w:proofErr w:type="gramEnd"/>
+                            <w:r>
+                              <w:t>0),</w:t>
                             </w:r>
                           </w:p>
                           <w:p>
@@ -9203,7 +9301,15 @@
                           <w:p/>
                           <w:p>
                             <w:r>
-                              <w:t xml:space="preserve">    users[_addr] = User({</w:t>
+                              <w:t xml:space="preserve">    users[_addr] = </w:t>
+                            </w:r>
+                            <w:proofErr w:type="gramStart"/>
+                            <w:r>
+                              <w:t>User(</w:t>
+                            </w:r>
+                            <w:proofErr w:type="gramEnd"/>
+                            <w:r>
+                              <w:t>{</w:t>
                             </w:r>
                           </w:p>
                           <w:p>
@@ -9239,8 +9345,13 @@
                           <w:p/>
                           <w:p>
                             <w:r>
-                              <w:t>function grantRole(</w:t>
-                            </w:r>
+                              <w:t xml:space="preserve">function </w:t>
+                            </w:r>
+                            <w:proofErr w:type="gramStart"/>
+                            <w:r>
+                              <w:t>grantRole(</w:t>
+                            </w:r>
+                            <w:proofErr w:type="gramEnd"/>
                           </w:p>
                           <w:p>
                             <w:r>
@@ -9254,7 +9365,15 @@
                           </w:p>
                           <w:p>
                             <w:r>
-                              <w:t>) external onlyAdmin {</w:t>
+                              <w:t xml:space="preserve">) </w:t>
+                            </w:r>
+                            <w:proofErr w:type="gramStart"/>
+                            <w:r>
+                              <w:t>external</w:t>
+                            </w:r>
+                            <w:proofErr w:type="gramEnd"/>
+                            <w:r>
+                              <w:t xml:space="preserve"> onlyAdmin {</w:t>
                             </w:r>
                           </w:p>
                           <w:p>
@@ -9265,12 +9384,33 @@
                           <w:p/>
                           <w:p>
                             <w:r>
-                              <w:t xml:space="preserve">    require(</w:t>
-                            </w:r>
+                              <w:t xml:space="preserve">    </w:t>
+                            </w:r>
+                            <w:proofErr w:type="gramStart"/>
+                            <w:r>
+                              <w:t>require(</w:t>
+                            </w:r>
+                            <w:proofErr w:type="gramEnd"/>
                           </w:p>
                           <w:p>
                             <w:r>
-                              <w:t xml:space="preserve">        user.addr != address(0),</w:t>
+                              <w:t xml:space="preserve">        </w:t>
+                            </w:r>
+                            <w:proofErr w:type="gramStart"/>
+                            <w:r>
+                              <w:t>user.addr !=</w:t>
+                            </w:r>
+                            <w:proofErr w:type="gramEnd"/>
+                            <w:r>
+                              <w:t xml:space="preserve"> </w:t>
+                            </w:r>
+                            <w:proofErr w:type="gramStart"/>
+                            <w:r>
+                              <w:t>address(</w:t>
+                            </w:r>
+                            <w:proofErr w:type="gramEnd"/>
+                            <w:r>
+                              <w:t>0),</w:t>
                             </w:r>
                           </w:p>
                           <w:p>
@@ -9286,12 +9426,28 @@
                           <w:p/>
                           <w:p>
                             <w:r>
-                              <w:t xml:space="preserve">    user.role = _roleType;</w:t>
+                              <w:t xml:space="preserve">    </w:t>
+                            </w:r>
+                            <w:proofErr w:type="gramStart"/>
+                            <w:r>
+                              <w:t>user.role</w:t>
+                            </w:r>
+                            <w:proofErr w:type="gramEnd"/>
+                            <w:r>
+                              <w:t xml:space="preserve"> = _roleType;</w:t>
                             </w:r>
                           </w:p>
                           <w:p>
                             <w:r>
-                              <w:t xml:space="preserve">    user.verified = true;</w:t>
+                              <w:t xml:space="preserve">    </w:t>
+                            </w:r>
+                            <w:proofErr w:type="gramStart"/>
+                            <w:r>
+                              <w:t>user.verified</w:t>
+                            </w:r>
+                            <w:proofErr w:type="gramEnd"/>
+                            <w:r>
+                              <w:t xml:space="preserve"> = true;</w:t>
                             </w:r>
                           </w:p>
                           <w:p>
@@ -9323,17 +9479,38 @@
                   <w:txbxContent>
                     <w:p>
                       <w:r>
-                        <w:t>modifier onlyAdmin() {</w:t>
+                        <w:t xml:space="preserve">modifier </w:t>
+                      </w:r>
+                      <w:proofErr w:type="gramStart"/>
+                      <w:r>
+                        <w:t>onlyAdmin(</w:t>
+                      </w:r>
+                      <w:proofErr w:type="gramEnd"/>
+                      <w:r>
+                        <w:t>) {</w:t>
                       </w:r>
                     </w:p>
                     <w:p>
                       <w:r>
-                        <w:t xml:space="preserve">    require(</w:t>
-                      </w:r>
+                        <w:t xml:space="preserve">    </w:t>
+                      </w:r>
+                      <w:proofErr w:type="gramStart"/>
+                      <w:r>
+                        <w:t>require(</w:t>
+                      </w:r>
+                      <w:proofErr w:type="gramEnd"/>
                     </w:p>
                     <w:p>
                       <w:r>
-                        <w:t xml:space="preserve">        msg.sender == admin,</w:t>
+                        <w:t xml:space="preserve">        </w:t>
+                      </w:r>
+                      <w:proofErr w:type="gramStart"/>
+                      <w:r>
+                        <w:t>msg.sender</w:t>
+                      </w:r>
+                      <w:proofErr w:type="gramEnd"/>
+                      <w:r>
+                        <w:t xml:space="preserve"> == admin,</w:t>
                       </w:r>
                     </w:p>
                     <w:p>
@@ -9359,8 +9536,13 @@
                     <w:p/>
                     <w:p>
                       <w:r>
-                        <w:t>function createUser(</w:t>
-                      </w:r>
+                        <w:t xml:space="preserve">function </w:t>
+                      </w:r>
+                      <w:proofErr w:type="gramStart"/>
+                      <w:r>
+                        <w:t>createUser(</w:t>
+                      </w:r>
+                      <w:proofErr w:type="gramEnd"/>
                     </w:p>
                     <w:p>
                       <w:r>
@@ -9374,17 +9556,46 @@
                     </w:p>
                     <w:p>
                       <w:r>
-                        <w:t>) external onlyAdmin {</w:t>
+                        <w:t xml:space="preserve">) </w:t>
+                      </w:r>
+                      <w:proofErr w:type="gramStart"/>
+                      <w:r>
+                        <w:t>external</w:t>
+                      </w:r>
+                      <w:proofErr w:type="gramEnd"/>
+                      <w:r>
+                        <w:t xml:space="preserve"> onlyAdmin {</w:t>
                       </w:r>
                     </w:p>
                     <w:p>
                       <w:r>
-                        <w:t xml:space="preserve">    require(</w:t>
-                      </w:r>
+                        <w:t xml:space="preserve">    </w:t>
+                      </w:r>
+                      <w:proofErr w:type="gramStart"/>
+                      <w:r>
+                        <w:t>require(</w:t>
+                      </w:r>
+                      <w:proofErr w:type="gramEnd"/>
                     </w:p>
                     <w:p>
                       <w:r>
-                        <w:t xml:space="preserve">        users[_addr].addr == address(0),</w:t>
+                        <w:t xml:space="preserve">        users[_addr</w:t>
+                      </w:r>
+                      <w:proofErr w:type="gramStart"/>
+                      <w:r>
+                        <w:t>].addr</w:t>
+                      </w:r>
+                      <w:proofErr w:type="gramEnd"/>
+                      <w:r>
+                        <w:t xml:space="preserve"> == </w:t>
+                      </w:r>
+                      <w:proofErr w:type="gramStart"/>
+                      <w:r>
+                        <w:t>address(</w:t>
+                      </w:r>
+                      <w:proofErr w:type="gramEnd"/>
+                      <w:r>
+                        <w:t>0),</w:t>
                       </w:r>
                     </w:p>
                     <w:p>
@@ -9400,7 +9611,15 @@
                     <w:p/>
                     <w:p>
                       <w:r>
-                        <w:t xml:space="preserve">    users[_addr] = User({</w:t>
+                        <w:t xml:space="preserve">    users[_addr] = </w:t>
+                      </w:r>
+                      <w:proofErr w:type="gramStart"/>
+                      <w:r>
+                        <w:t>User(</w:t>
+                      </w:r>
+                      <w:proofErr w:type="gramEnd"/>
+                      <w:r>
+                        <w:t>{</w:t>
                       </w:r>
                     </w:p>
                     <w:p>
@@ -9436,8 +9655,13 @@
                     <w:p/>
                     <w:p>
                       <w:r>
-                        <w:t>function grantRole(</w:t>
-                      </w:r>
+                        <w:t xml:space="preserve">function </w:t>
+                      </w:r>
+                      <w:proofErr w:type="gramStart"/>
+                      <w:r>
+                        <w:t>grantRole(</w:t>
+                      </w:r>
+                      <w:proofErr w:type="gramEnd"/>
                     </w:p>
                     <w:p>
                       <w:r>
@@ -9451,7 +9675,15 @@
                     </w:p>
                     <w:p>
                       <w:r>
-                        <w:t>) external onlyAdmin {</w:t>
+                        <w:t xml:space="preserve">) </w:t>
+                      </w:r>
+                      <w:proofErr w:type="gramStart"/>
+                      <w:r>
+                        <w:t>external</w:t>
+                      </w:r>
+                      <w:proofErr w:type="gramEnd"/>
+                      <w:r>
+                        <w:t xml:space="preserve"> onlyAdmin {</w:t>
                       </w:r>
                     </w:p>
                     <w:p>
@@ -9462,12 +9694,33 @@
                     <w:p/>
                     <w:p>
                       <w:r>
-                        <w:t xml:space="preserve">    require(</w:t>
-                      </w:r>
+                        <w:t xml:space="preserve">    </w:t>
+                      </w:r>
+                      <w:proofErr w:type="gramStart"/>
+                      <w:r>
+                        <w:t>require(</w:t>
+                      </w:r>
+                      <w:proofErr w:type="gramEnd"/>
                     </w:p>
                     <w:p>
                       <w:r>
-                        <w:t xml:space="preserve">        user.addr != address(0),</w:t>
+                        <w:t xml:space="preserve">        </w:t>
+                      </w:r>
+                      <w:proofErr w:type="gramStart"/>
+                      <w:r>
+                        <w:t>user.addr !=</w:t>
+                      </w:r>
+                      <w:proofErr w:type="gramEnd"/>
+                      <w:r>
+                        <w:t xml:space="preserve"> </w:t>
+                      </w:r>
+                      <w:proofErr w:type="gramStart"/>
+                      <w:r>
+                        <w:t>address(</w:t>
+                      </w:r>
+                      <w:proofErr w:type="gramEnd"/>
+                      <w:r>
+                        <w:t>0),</w:t>
                       </w:r>
                     </w:p>
                     <w:p>
@@ -9483,12 +9736,28 @@
                     <w:p/>
                     <w:p>
                       <w:r>
-                        <w:t xml:space="preserve">    user.role = _roleType;</w:t>
+                        <w:t xml:space="preserve">    </w:t>
+                      </w:r>
+                      <w:proofErr w:type="gramStart"/>
+                      <w:r>
+                        <w:t>user.role</w:t>
+                      </w:r>
+                      <w:proofErr w:type="gramEnd"/>
+                      <w:r>
+                        <w:t xml:space="preserve"> = _roleType;</w:t>
                       </w:r>
                     </w:p>
                     <w:p>
                       <w:r>
-                        <w:t xml:space="preserve">    user.verified = true;</w:t>
+                        <w:t xml:space="preserve">    </w:t>
+                      </w:r>
+                      <w:proofErr w:type="gramStart"/>
+                      <w:r>
+                        <w:t>user.verified</w:t>
+                      </w:r>
+                      <w:proofErr w:type="gramEnd"/>
+                      <w:r>
+                        <w:t xml:space="preserve"> = true;</w:t>
                       </w:r>
                     </w:p>
                     <w:p>
@@ -9814,8 +10083,13 @@
                         <w:txbxContent>
                           <w:p>
                             <w:r>
-                              <w:t>function storeDocument(</w:t>
-                            </w:r>
+                              <w:t xml:space="preserve">function </w:t>
+                            </w:r>
+                            <w:proofErr w:type="gramStart"/>
+                            <w:r>
+                              <w:t>storeDocument(</w:t>
+                            </w:r>
+                            <w:proofErr w:type="gramEnd"/>
                           </w:p>
                           <w:p>
                             <w:r>
@@ -9844,17 +10118,38 @@
                           </w:p>
                           <w:p>
                             <w:r>
-                              <w:t>) external {</w:t>
+                              <w:t xml:space="preserve">) </w:t>
+                            </w:r>
+                            <w:proofErr w:type="gramStart"/>
+                            <w:r>
+                              <w:t>external</w:t>
+                            </w:r>
+                            <w:proofErr w:type="gramEnd"/>
+                            <w:r>
+                              <w:t xml:space="preserve"> {</w:t>
                             </w:r>
                           </w:p>
                           <w:p>
                             <w:r>
-                              <w:t xml:space="preserve">    require(</w:t>
-                            </w:r>
+                              <w:t xml:space="preserve">    </w:t>
+                            </w:r>
+                            <w:proofErr w:type="gramStart"/>
+                            <w:r>
+                              <w:t>require(</w:t>
+                            </w:r>
+                            <w:proofErr w:type="gramEnd"/>
                           </w:p>
                           <w:p>
                             <w:r>
-                              <w:t xml:space="preserve">        users[_owner].addr == _owner,</w:t>
+                              <w:t xml:space="preserve">        users[_owner</w:t>
+                            </w:r>
+                            <w:proofErr w:type="gramStart"/>
+                            <w:r>
+                              <w:t>].addr</w:t>
+                            </w:r>
+                            <w:proofErr w:type="gramEnd"/>
+                            <w:r>
+                              <w:t xml:space="preserve"> == _owner,</w:t>
                             </w:r>
                           </w:p>
                           <w:p>
@@ -9870,12 +10165,25 @@
                           <w:p/>
                           <w:p>
                             <w:r>
-                              <w:t xml:space="preserve">    require(</w:t>
-                            </w:r>
+                              <w:t xml:space="preserve">    </w:t>
+                            </w:r>
+                            <w:proofErr w:type="gramStart"/>
+                            <w:r>
+                              <w:t>require(</w:t>
+                            </w:r>
+                            <w:proofErr w:type="gramEnd"/>
                           </w:p>
                           <w:p>
                             <w:r>
-                              <w:t xml:space="preserve">        users[_creator].addr == _creator,</w:t>
+                              <w:t xml:space="preserve">        users[_creator</w:t>
+                            </w:r>
+                            <w:proofErr w:type="gramStart"/>
+                            <w:r>
+                              <w:t>].addr</w:t>
+                            </w:r>
+                            <w:proofErr w:type="gramEnd"/>
+                            <w:r>
+                              <w:t xml:space="preserve"> == _creator,</w:t>
                             </w:r>
                           </w:p>
                           <w:p>
@@ -9891,12 +10199,25 @@
                           <w:p/>
                           <w:p>
                             <w:r>
-                              <w:t xml:space="preserve">    require(</w:t>
-                            </w:r>
+                              <w:t xml:space="preserve">    </w:t>
+                            </w:r>
+                            <w:proofErr w:type="gramStart"/>
+                            <w:r>
+                              <w:t>require(</w:t>
+                            </w:r>
+                            <w:proofErr w:type="gramEnd"/>
                           </w:p>
                           <w:p>
                             <w:r>
-                              <w:t xml:space="preserve">        bytes(documents[_contentHash].contentHash).length == 0,</w:t>
+                              <w:t xml:space="preserve">        bytes(documents[_contentHash</w:t>
+                            </w:r>
+                            <w:proofErr w:type="gramStart"/>
+                            <w:r>
+                              <w:t>].contentHash).length</w:t>
+                            </w:r>
+                            <w:proofErr w:type="gramEnd"/>
+                            <w:r>
+                              <w:t xml:space="preserve"> == 0,</w:t>
                             </w:r>
                           </w:p>
                           <w:p>
@@ -9912,7 +10233,15 @@
                           <w:p/>
                           <w:p>
                             <w:r>
-                              <w:t xml:space="preserve">    documents[_contentHash] = Document({</w:t>
+                              <w:t xml:space="preserve">    documents[_contentHash] = </w:t>
+                            </w:r>
+                            <w:proofErr w:type="gramStart"/>
+                            <w:r>
+                              <w:t>Document(</w:t>
+                            </w:r>
+                            <w:proofErr w:type="gramEnd"/>
+                            <w:r>
+                              <w:t>{</w:t>
                             </w:r>
                           </w:p>
                           <w:p>
@@ -9948,18 +10277,42 @@
                           <w:p/>
                           <w:p>
                             <w:r>
-                              <w:t xml:space="preserve">    documentsCreatedByUser[_owner].push(_contentHash);</w:t>
+                              <w:t xml:space="preserve">    documentsCreatedByUser[_owner</w:t>
+                            </w:r>
+                            <w:proofErr w:type="gramStart"/>
+                            <w:r>
+                              <w:t>].push</w:t>
+                            </w:r>
+                            <w:proofErr w:type="gramEnd"/>
+                            <w:r>
+                              <w:t>(_contentHash);</w:t>
                             </w:r>
                           </w:p>
                           <w:p/>
                           <w:p>
                             <w:r>
-                              <w:t xml:space="preserve">    if (_owner != _creator) {</w:t>
+                              <w:t xml:space="preserve">    if (_</w:t>
+                            </w:r>
+                            <w:proofErr w:type="gramStart"/>
+                            <w:r>
+                              <w:t>owner !</w:t>
+                            </w:r>
+                            <w:proofErr w:type="gramEnd"/>
+                            <w:r>
+                              <w:t>= _creator) {</w:t>
                             </w:r>
                           </w:p>
                           <w:p>
                             <w:r>
-                              <w:t xml:space="preserve">        documentsCreatedByUser[_creator].push(_contentHash);</w:t>
+                              <w:t xml:space="preserve">        documentsCreatedByUser[_creator</w:t>
+                            </w:r>
+                            <w:proofErr w:type="gramStart"/>
+                            <w:r>
+                              <w:t>].push</w:t>
+                            </w:r>
+                            <w:proofErr w:type="gramEnd"/>
+                            <w:r>
+                              <w:t>(_contentHash);</w:t>
                             </w:r>
                           </w:p>
                           <w:p>
@@ -9996,8 +10349,13 @@
                   <w:txbxContent>
                     <w:p>
                       <w:r>
-                        <w:t>function storeDocument(</w:t>
-                      </w:r>
+                        <w:t xml:space="preserve">function </w:t>
+                      </w:r>
+                      <w:proofErr w:type="gramStart"/>
+                      <w:r>
+                        <w:t>storeDocument(</w:t>
+                      </w:r>
+                      <w:proofErr w:type="gramEnd"/>
                     </w:p>
                     <w:p>
                       <w:r>
@@ -10026,17 +10384,38 @@
                     </w:p>
                     <w:p>
                       <w:r>
-                        <w:t>) external {</w:t>
+                        <w:t xml:space="preserve">) </w:t>
+                      </w:r>
+                      <w:proofErr w:type="gramStart"/>
+                      <w:r>
+                        <w:t>external</w:t>
+                      </w:r>
+                      <w:proofErr w:type="gramEnd"/>
+                      <w:r>
+                        <w:t xml:space="preserve"> {</w:t>
                       </w:r>
                     </w:p>
                     <w:p>
                       <w:r>
-                        <w:t xml:space="preserve">    require(</w:t>
-                      </w:r>
+                        <w:t xml:space="preserve">    </w:t>
+                      </w:r>
+                      <w:proofErr w:type="gramStart"/>
+                      <w:r>
+                        <w:t>require(</w:t>
+                      </w:r>
+                      <w:proofErr w:type="gramEnd"/>
                     </w:p>
                     <w:p>
                       <w:r>
-                        <w:t xml:space="preserve">        users[_owner].addr == _owner,</w:t>
+                        <w:t xml:space="preserve">        users[_owner</w:t>
+                      </w:r>
+                      <w:proofErr w:type="gramStart"/>
+                      <w:r>
+                        <w:t>].addr</w:t>
+                      </w:r>
+                      <w:proofErr w:type="gramEnd"/>
+                      <w:r>
+                        <w:t xml:space="preserve"> == _owner,</w:t>
                       </w:r>
                     </w:p>
                     <w:p>
@@ -10052,12 +10431,25 @@
                     <w:p/>
                     <w:p>
                       <w:r>
-                        <w:t xml:space="preserve">    require(</w:t>
-                      </w:r>
+                        <w:t xml:space="preserve">    </w:t>
+                      </w:r>
+                      <w:proofErr w:type="gramStart"/>
+                      <w:r>
+                        <w:t>require(</w:t>
+                      </w:r>
+                      <w:proofErr w:type="gramEnd"/>
                     </w:p>
                     <w:p>
                       <w:r>
-                        <w:t xml:space="preserve">        users[_creator].addr == _creator,</w:t>
+                        <w:t xml:space="preserve">        users[_creator</w:t>
+                      </w:r>
+                      <w:proofErr w:type="gramStart"/>
+                      <w:r>
+                        <w:t>].addr</w:t>
+                      </w:r>
+                      <w:proofErr w:type="gramEnd"/>
+                      <w:r>
+                        <w:t xml:space="preserve"> == _creator,</w:t>
                       </w:r>
                     </w:p>
                     <w:p>
@@ -10073,12 +10465,25 @@
                     <w:p/>
                     <w:p>
                       <w:r>
-                        <w:t xml:space="preserve">    require(</w:t>
-                      </w:r>
+                        <w:t xml:space="preserve">    </w:t>
+                      </w:r>
+                      <w:proofErr w:type="gramStart"/>
+                      <w:r>
+                        <w:t>require(</w:t>
+                      </w:r>
+                      <w:proofErr w:type="gramEnd"/>
                     </w:p>
                     <w:p>
                       <w:r>
-                        <w:t xml:space="preserve">        bytes(documents[_contentHash].contentHash).length == 0,</w:t>
+                        <w:t xml:space="preserve">        bytes(documents[_contentHash</w:t>
+                      </w:r>
+                      <w:proofErr w:type="gramStart"/>
+                      <w:r>
+                        <w:t>].contentHash).length</w:t>
+                      </w:r>
+                      <w:proofErr w:type="gramEnd"/>
+                      <w:r>
+                        <w:t xml:space="preserve"> == 0,</w:t>
                       </w:r>
                     </w:p>
                     <w:p>
@@ -10094,7 +10499,15 @@
                     <w:p/>
                     <w:p>
                       <w:r>
-                        <w:t xml:space="preserve">    documents[_contentHash] = Document({</w:t>
+                        <w:t xml:space="preserve">    documents[_contentHash] = </w:t>
+                      </w:r>
+                      <w:proofErr w:type="gramStart"/>
+                      <w:r>
+                        <w:t>Document(</w:t>
+                      </w:r>
+                      <w:proofErr w:type="gramEnd"/>
+                      <w:r>
+                        <w:t>{</w:t>
                       </w:r>
                     </w:p>
                     <w:p>
@@ -10130,18 +10543,42 @@
                     <w:p/>
                     <w:p>
                       <w:r>
-                        <w:t xml:space="preserve">    documentsCreatedByUser[_owner].push(_contentHash);</w:t>
+                        <w:t xml:space="preserve">    documentsCreatedByUser[_owner</w:t>
+                      </w:r>
+                      <w:proofErr w:type="gramStart"/>
+                      <w:r>
+                        <w:t>].push</w:t>
+                      </w:r>
+                      <w:proofErr w:type="gramEnd"/>
+                      <w:r>
+                        <w:t>(_contentHash);</w:t>
                       </w:r>
                     </w:p>
                     <w:p/>
                     <w:p>
                       <w:r>
-                        <w:t xml:space="preserve">    if (_owner != _creator) {</w:t>
+                        <w:t xml:space="preserve">    if (_</w:t>
+                      </w:r>
+                      <w:proofErr w:type="gramStart"/>
+                      <w:r>
+                        <w:t>owner !</w:t>
+                      </w:r>
+                      <w:proofErr w:type="gramEnd"/>
+                      <w:r>
+                        <w:t>= _creator) {</w:t>
                       </w:r>
                     </w:p>
                     <w:p>
                       <w:r>
-                        <w:t xml:space="preserve">        documentsCreatedByUser[_creator].push(_contentHash);</w:t>
+                        <w:t xml:space="preserve">        documentsCreatedByUser[_creator</w:t>
+                      </w:r>
+                      <w:proofErr w:type="gramStart"/>
+                      <w:r>
+                        <w:t>].push</w:t>
+                      </w:r>
+                      <w:proofErr w:type="gramEnd"/>
+                      <w:r>
+                        <w:t>(_contentHash);</w:t>
                       </w:r>
                     </w:p>
                     <w:p>
@@ -10451,7 +10888,15 @@
                         <w:txbxContent>
                           <w:p>
                             <w:r>
-                              <w:t>function fetchMyIds()</w:t>
+                              <w:t xml:space="preserve">function </w:t>
+                            </w:r>
+                            <w:proofErr w:type="gramStart"/>
+                            <w:r>
+                              <w:t>fetchMyIds(</w:t>
+                            </w:r>
+                            <w:proofErr w:type="gramEnd"/>
+                            <w:r>
+                              <w:t>)</w:t>
                             </w:r>
                           </w:p>
                           <w:p>
@@ -10466,7 +10911,15 @@
                           </w:p>
                           <w:p>
                             <w:r>
-                              <w:t xml:space="preserve">    returns (string[] memory)</w:t>
+                              <w:t xml:space="preserve">    returns (</w:t>
+                            </w:r>
+                            <w:proofErr w:type="gramStart"/>
+                            <w:r>
+                              <w:t>string[</w:t>
+                            </w:r>
+                            <w:proofErr w:type="gramEnd"/>
+                            <w:r>
+                              <w:t>] memory)</w:t>
                             </w:r>
                           </w:p>
                           <w:p>
@@ -10476,7 +10929,15 @@
                           </w:p>
                           <w:p>
                             <w:r>
-                              <w:t xml:space="preserve">    return documentsCreatedByUser[msg.sender];</w:t>
+                              <w:t xml:space="preserve">    return documentsCreatedByUser[</w:t>
+                            </w:r>
+                            <w:proofErr w:type="gramStart"/>
+                            <w:r>
+                              <w:t>msg.sender</w:t>
+                            </w:r>
+                            <w:proofErr w:type="gramEnd"/>
+                            <w:r>
+                              <w:t>];</w:t>
                             </w:r>
                           </w:p>
                           <w:p>
@@ -10487,8 +10948,13 @@
                           <w:p/>
                           <w:p>
                             <w:r>
-                              <w:t>function fetchDocumentById(</w:t>
-                            </w:r>
+                              <w:t xml:space="preserve">function </w:t>
+                            </w:r>
+                            <w:proofErr w:type="gramStart"/>
+                            <w:r>
+                              <w:t>fetchDocumentById(</w:t>
+                            </w:r>
+                            <w:proofErr w:type="gramEnd"/>
                           </w:p>
                           <w:p>
                             <w:r>
@@ -10558,12 +11024,25 @@
                           <w:p/>
                           <w:p>
                             <w:r>
-                              <w:t xml:space="preserve">    require(</w:t>
-                            </w:r>
+                              <w:t xml:space="preserve">    </w:t>
+                            </w:r>
+                            <w:proofErr w:type="gramStart"/>
+                            <w:r>
+                              <w:t>require(</w:t>
+                            </w:r>
+                            <w:proofErr w:type="gramEnd"/>
                           </w:p>
                           <w:p>
                             <w:r>
-                              <w:t xml:space="preserve">        bytes(doc.contentHash).length &gt; 0,</w:t>
+                              <w:t xml:space="preserve">        bytes(</w:t>
+                            </w:r>
+                            <w:proofErr w:type="gramStart"/>
+                            <w:r>
+                              <w:t>doc.contentHash).length</w:t>
+                            </w:r>
+                            <w:proofErr w:type="gramEnd"/>
+                            <w:r>
+                              <w:t xml:space="preserve"> &gt; 0,</w:t>
                             </w:r>
                           </w:p>
                           <w:p>
@@ -10579,17 +11058,54 @@
                           <w:p/>
                           <w:p>
                             <w:r>
-                              <w:t xml:space="preserve">    require(</w:t>
-                            </w:r>
+                              <w:t xml:space="preserve">    </w:t>
+                            </w:r>
+                            <w:proofErr w:type="gramStart"/>
+                            <w:r>
+                              <w:t>require(</w:t>
+                            </w:r>
+                            <w:proofErr w:type="gramEnd"/>
                           </w:p>
                           <w:p>
                             <w:r>
-                              <w:t xml:space="preserve">        doc.owner == msg.sender ||</w:t>
+                              <w:t xml:space="preserve">        </w:t>
+                            </w:r>
+                            <w:proofErr w:type="gramStart"/>
+                            <w:r>
+                              <w:t>doc.owner</w:t>
+                            </w:r>
+                            <w:proofErr w:type="gramEnd"/>
+                            <w:r>
+                              <w:t xml:space="preserve"> == </w:t>
+                            </w:r>
+                            <w:proofErr w:type="gramStart"/>
+                            <w:r>
+                              <w:t>msg.sender</w:t>
+                            </w:r>
+                            <w:proofErr w:type="gramEnd"/>
+                            <w:r>
+                              <w:t xml:space="preserve"> ||</w:t>
                             </w:r>
                           </w:p>
                           <w:p>
                             <w:r>
-                              <w:t xml:space="preserve">        doc.creator == msg.sender,</w:t>
+                              <w:t xml:space="preserve">        </w:t>
+                            </w:r>
+                            <w:proofErr w:type="gramStart"/>
+                            <w:r>
+                              <w:t>doc.creator</w:t>
+                            </w:r>
+                            <w:proofErr w:type="gramEnd"/>
+                            <w:r>
+                              <w:t xml:space="preserve"> == </w:t>
+                            </w:r>
+                            <w:proofErr w:type="gramStart"/>
+                            <w:r>
+                              <w:t>msg.sender</w:t>
+                            </w:r>
+                            <w:proofErr w:type="gramEnd"/>
+                            <w:r>
+                              <w:t>,</w:t>
                             </w:r>
                           </w:p>
                           <w:p>
@@ -10610,28 +11126,65 @@
                           </w:p>
                           <w:p>
                             <w:r>
-                              <w:t xml:space="preserve">        doc.docId,</w:t>
+                              <w:t xml:space="preserve">        </w:t>
+                            </w:r>
+                            <w:proofErr w:type="gramStart"/>
+                            <w:r>
+                              <w:t>doc.docId</w:t>
+                            </w:r>
+                            <w:proofErr w:type="gramEnd"/>
+                            <w:r>
+                              <w:t>,</w:t>
                             </w:r>
                           </w:p>
                           <w:p>
                             <w:r>
-                              <w:t xml:space="preserve">        doc.docType,</w:t>
+                              <w:t xml:space="preserve">        </w:t>
+                            </w:r>
+                            <w:proofErr w:type="gramStart"/>
+                            <w:r>
+                              <w:t>doc.docType</w:t>
+                            </w:r>
+                            <w:proofErr w:type="gramEnd"/>
+                            <w:r>
+                              <w:t>,</w:t>
                             </w:r>
                           </w:p>
                           <w:p>
                             <w:r>
-                              <w:t xml:space="preserve">        doc.contentHash,</w:t>
+                              <w:t xml:space="preserve">        </w:t>
+                            </w:r>
+                            <w:proofErr w:type="gramStart"/>
+                            <w:r>
+                              <w:t>doc.contentHash</w:t>
+                            </w:r>
+                            <w:proofErr w:type="gramEnd"/>
+                            <w:r>
+                              <w:t>,</w:t>
                             </w:r>
                           </w:p>
                           <w:p>
                             <w:r>
-                              <w:t xml:space="preserve">        doc.owner,</w:t>
+                              <w:t xml:space="preserve">        </w:t>
+                            </w:r>
+                            <w:proofErr w:type="gramStart"/>
+                            <w:r>
+                              <w:t>doc.owner</w:t>
+                            </w:r>
+                            <w:proofErr w:type="gramEnd"/>
+                            <w:r>
+                              <w:t>,</w:t>
                             </w:r>
                           </w:p>
                           <w:p>
                             <w:r>
-                              <w:t xml:space="preserve">        doc.creator</w:t>
-                            </w:r>
+                              <w:t xml:space="preserve">        </w:t>
+                            </w:r>
+                            <w:proofErr w:type="gramStart"/>
+                            <w:r>
+                              <w:t>doc.creator</w:t>
+                            </w:r>
+                            <w:proofErr w:type="gramEnd"/>
                           </w:p>
                           <w:p>
                             <w:r>
@@ -10667,7 +11220,15 @@
                   <w:txbxContent>
                     <w:p>
                       <w:r>
-                        <w:t>function fetchMyIds()</w:t>
+                        <w:t xml:space="preserve">function </w:t>
+                      </w:r>
+                      <w:proofErr w:type="gramStart"/>
+                      <w:r>
+                        <w:t>fetchMyIds(</w:t>
+                      </w:r>
+                      <w:proofErr w:type="gramEnd"/>
+                      <w:r>
+                        <w:t>)</w:t>
                       </w:r>
                     </w:p>
                     <w:p>
@@ -10682,7 +11243,15 @@
                     </w:p>
                     <w:p>
                       <w:r>
-                        <w:t xml:space="preserve">    returns (string[] memory)</w:t>
+                        <w:t xml:space="preserve">    returns (</w:t>
+                      </w:r>
+                      <w:proofErr w:type="gramStart"/>
+                      <w:r>
+                        <w:t>string[</w:t>
+                      </w:r>
+                      <w:proofErr w:type="gramEnd"/>
+                      <w:r>
+                        <w:t>] memory)</w:t>
                       </w:r>
                     </w:p>
                     <w:p>
@@ -10692,7 +11261,15 @@
                     </w:p>
                     <w:p>
                       <w:r>
-                        <w:t xml:space="preserve">    return documentsCreatedByUser[msg.sender];</w:t>
+                        <w:t xml:space="preserve">    return documentsCreatedByUser[</w:t>
+                      </w:r>
+                      <w:proofErr w:type="gramStart"/>
+                      <w:r>
+                        <w:t>msg.sender</w:t>
+                      </w:r>
+                      <w:proofErr w:type="gramEnd"/>
+                      <w:r>
+                        <w:t>];</w:t>
                       </w:r>
                     </w:p>
                     <w:p>
@@ -10703,8 +11280,13 @@
                     <w:p/>
                     <w:p>
                       <w:r>
-                        <w:t>function fetchDocumentById(</w:t>
-                      </w:r>
+                        <w:t xml:space="preserve">function </w:t>
+                      </w:r>
+                      <w:proofErr w:type="gramStart"/>
+                      <w:r>
+                        <w:t>fetchDocumentById(</w:t>
+                      </w:r>
+                      <w:proofErr w:type="gramEnd"/>
                     </w:p>
                     <w:p>
                       <w:r>
@@ -10774,12 +11356,25 @@
                     <w:p/>
                     <w:p>
                       <w:r>
-                        <w:t xml:space="preserve">    require(</w:t>
-                      </w:r>
+                        <w:t xml:space="preserve">    </w:t>
+                      </w:r>
+                      <w:proofErr w:type="gramStart"/>
+                      <w:r>
+                        <w:t>require(</w:t>
+                      </w:r>
+                      <w:proofErr w:type="gramEnd"/>
                     </w:p>
                     <w:p>
                       <w:r>
-                        <w:t xml:space="preserve">        bytes(doc.contentHash).length &gt; 0,</w:t>
+                        <w:t xml:space="preserve">        bytes(</w:t>
+                      </w:r>
+                      <w:proofErr w:type="gramStart"/>
+                      <w:r>
+                        <w:t>doc.contentHash).length</w:t>
+                      </w:r>
+                      <w:proofErr w:type="gramEnd"/>
+                      <w:r>
+                        <w:t xml:space="preserve"> &gt; 0,</w:t>
                       </w:r>
                     </w:p>
                     <w:p>
@@ -10795,17 +11390,54 @@
                     <w:p/>
                     <w:p>
                       <w:r>
-                        <w:t xml:space="preserve">    require(</w:t>
-                      </w:r>
+                        <w:t xml:space="preserve">    </w:t>
+                      </w:r>
+                      <w:proofErr w:type="gramStart"/>
+                      <w:r>
+                        <w:t>require(</w:t>
+                      </w:r>
+                      <w:proofErr w:type="gramEnd"/>
                     </w:p>
                     <w:p>
                       <w:r>
-                        <w:t xml:space="preserve">        doc.owner == msg.sender ||</w:t>
+                        <w:t xml:space="preserve">        </w:t>
+                      </w:r>
+                      <w:proofErr w:type="gramStart"/>
+                      <w:r>
+                        <w:t>doc.owner</w:t>
+                      </w:r>
+                      <w:proofErr w:type="gramEnd"/>
+                      <w:r>
+                        <w:t xml:space="preserve"> == </w:t>
+                      </w:r>
+                      <w:proofErr w:type="gramStart"/>
+                      <w:r>
+                        <w:t>msg.sender</w:t>
+                      </w:r>
+                      <w:proofErr w:type="gramEnd"/>
+                      <w:r>
+                        <w:t xml:space="preserve"> ||</w:t>
                       </w:r>
                     </w:p>
                     <w:p>
                       <w:r>
-                        <w:t xml:space="preserve">        doc.creator == msg.sender,</w:t>
+                        <w:t xml:space="preserve">        </w:t>
+                      </w:r>
+                      <w:proofErr w:type="gramStart"/>
+                      <w:r>
+                        <w:t>doc.creator</w:t>
+                      </w:r>
+                      <w:proofErr w:type="gramEnd"/>
+                      <w:r>
+                        <w:t xml:space="preserve"> == </w:t>
+                      </w:r>
+                      <w:proofErr w:type="gramStart"/>
+                      <w:r>
+                        <w:t>msg.sender</w:t>
+                      </w:r>
+                      <w:proofErr w:type="gramEnd"/>
+                      <w:r>
+                        <w:t>,</w:t>
                       </w:r>
                     </w:p>
                     <w:p>
@@ -10826,28 +11458,65 @@
                     </w:p>
                     <w:p>
                       <w:r>
-                        <w:t xml:space="preserve">        doc.docId,</w:t>
+                        <w:t xml:space="preserve">        </w:t>
+                      </w:r>
+                      <w:proofErr w:type="gramStart"/>
+                      <w:r>
+                        <w:t>doc.docId</w:t>
+                      </w:r>
+                      <w:proofErr w:type="gramEnd"/>
+                      <w:r>
+                        <w:t>,</w:t>
                       </w:r>
                     </w:p>
                     <w:p>
                       <w:r>
-                        <w:t xml:space="preserve">        doc.docType,</w:t>
+                        <w:t xml:space="preserve">        </w:t>
+                      </w:r>
+                      <w:proofErr w:type="gramStart"/>
+                      <w:r>
+                        <w:t>doc.docType</w:t>
+                      </w:r>
+                      <w:proofErr w:type="gramEnd"/>
+                      <w:r>
+                        <w:t>,</w:t>
                       </w:r>
                     </w:p>
                     <w:p>
                       <w:r>
-                        <w:t xml:space="preserve">        doc.contentHash,</w:t>
+                        <w:t xml:space="preserve">        </w:t>
+                      </w:r>
+                      <w:proofErr w:type="gramStart"/>
+                      <w:r>
+                        <w:t>doc.contentHash</w:t>
+                      </w:r>
+                      <w:proofErr w:type="gramEnd"/>
+                      <w:r>
+                        <w:t>,</w:t>
                       </w:r>
                     </w:p>
                     <w:p>
                       <w:r>
-                        <w:t xml:space="preserve">        doc.owner,</w:t>
+                        <w:t xml:space="preserve">        </w:t>
+                      </w:r>
+                      <w:proofErr w:type="gramStart"/>
+                      <w:r>
+                        <w:t>doc.owner</w:t>
+                      </w:r>
+                      <w:proofErr w:type="gramEnd"/>
+                      <w:r>
+                        <w:t>,</w:t>
                       </w:r>
                     </w:p>
                     <w:p>
                       <w:r>
-                        <w:t xml:space="preserve">        doc.creator</w:t>
-                      </w:r>
+                        <w:t xml:space="preserve">        </w:t>
+                      </w:r>
+                      <w:proofErr w:type="gramStart"/>
+                      <w:r>
+                        <w:t>doc.creator</w:t>
+                      </w:r>
+                      <w:proofErr w:type="gramEnd"/>
                     </w:p>
                     <w:p>
                       <w:r>
@@ -11183,8 +11852,13 @@
                         <w:txbxContent>
                           <w:p>
                             <w:r>
-                              <w:t>function shareUserAccess(</w:t>
-                            </w:r>
+                              <w:t xml:space="preserve">function </w:t>
+                            </w:r>
+                            <w:proofErr w:type="gramStart"/>
+                            <w:r>
+                              <w:t>shareUserAccess(</w:t>
+                            </w:r>
+                            <w:proofErr w:type="gramEnd"/>
                           </w:p>
                           <w:p>
                             <w:r>
@@ -11198,17 +11872,38 @@
                           </w:p>
                           <w:p>
                             <w:r>
-                              <w:t>) external {</w:t>
+                              <w:t xml:space="preserve">) </w:t>
+                            </w:r>
+                            <w:proofErr w:type="gramStart"/>
+                            <w:r>
+                              <w:t>external</w:t>
+                            </w:r>
+                            <w:proofErr w:type="gramEnd"/>
+                            <w:r>
+                              <w:t xml:space="preserve"> {</w:t>
                             </w:r>
                           </w:p>
                           <w:p>
                             <w:r>
-                              <w:t xml:space="preserve">    require(</w:t>
-                            </w:r>
+                              <w:t xml:space="preserve">    </w:t>
+                            </w:r>
+                            <w:proofErr w:type="gramStart"/>
+                            <w:r>
+                              <w:t>require(</w:t>
+                            </w:r>
+                            <w:proofErr w:type="gramEnd"/>
                           </w:p>
                           <w:p>
                             <w:r>
-                              <w:t xml:space="preserve">        users[_toAddress].addr == _toAddress,</w:t>
+                              <w:t xml:space="preserve">        users[_toAddress</w:t>
+                            </w:r>
+                            <w:proofErr w:type="gramStart"/>
+                            <w:r>
+                              <w:t>].addr</w:t>
+                            </w:r>
+                            <w:proofErr w:type="gramEnd"/>
+                            <w:r>
+                              <w:t xml:space="preserve"> == _toAddress,</w:t>
                             </w:r>
                           </w:p>
                           <w:p>
@@ -11230,12 +11925,25 @@
                           <w:p/>
                           <w:p>
                             <w:r>
-                              <w:t xml:space="preserve">    require(</w:t>
-                            </w:r>
+                              <w:t xml:space="preserve">    </w:t>
+                            </w:r>
+                            <w:proofErr w:type="gramStart"/>
+                            <w:r>
+                              <w:t>require(</w:t>
+                            </w:r>
+                            <w:proofErr w:type="gramEnd"/>
                           </w:p>
                           <w:p>
                             <w:r>
-                              <w:t xml:space="preserve">        bytes(doc.contentHash).length &gt; 0,</w:t>
+                              <w:t xml:space="preserve">        bytes(</w:t>
+                            </w:r>
+                            <w:proofErr w:type="gramStart"/>
+                            <w:r>
+                              <w:t>doc.contentHash).length</w:t>
+                            </w:r>
+                            <w:proofErr w:type="gramEnd"/>
+                            <w:r>
+                              <w:t xml:space="preserve"> &gt; 0,</w:t>
                             </w:r>
                           </w:p>
                           <w:p>
@@ -11251,12 +11959,33 @@
                           <w:p/>
                           <w:p>
                             <w:r>
-                              <w:t xml:space="preserve">    require(</w:t>
-                            </w:r>
+                              <w:t xml:space="preserve">    </w:t>
+                            </w:r>
+                            <w:proofErr w:type="gramStart"/>
+                            <w:r>
+                              <w:t>require(</w:t>
+                            </w:r>
+                            <w:proofErr w:type="gramEnd"/>
                           </w:p>
                           <w:p>
                             <w:r>
-                              <w:t xml:space="preserve">        doc.owner == msg.sender,</w:t>
+                              <w:t xml:space="preserve">        </w:t>
+                            </w:r>
+                            <w:proofErr w:type="gramStart"/>
+                            <w:r>
+                              <w:t>doc.owner</w:t>
+                            </w:r>
+                            <w:proofErr w:type="gramEnd"/>
+                            <w:r>
+                              <w:t xml:space="preserve"> == </w:t>
+                            </w:r>
+                            <w:proofErr w:type="gramStart"/>
+                            <w:r>
+                              <w:t>msg.sender</w:t>
+                            </w:r>
+                            <w:proofErr w:type="gramEnd"/>
+                            <w:r>
+                              <w:t>,</w:t>
                             </w:r>
                           </w:p>
                           <w:p>
@@ -11272,7 +12001,15 @@
                           <w:p/>
                           <w:p>
                             <w:r>
-                              <w:t xml:space="preserve">    documentsCreatedByUser[_toAddress].push(</w:t>
+                              <w:t xml:space="preserve">    documentsCreatedByUser[_toAddress</w:t>
+                            </w:r>
+                            <w:proofErr w:type="gramStart"/>
+                            <w:r>
+                              <w:t>].push</w:t>
+                            </w:r>
+                            <w:proofErr w:type="gramEnd"/>
+                            <w:r>
+                              <w:t>(</w:t>
                             </w:r>
                           </w:p>
                           <w:p>
@@ -11314,8 +12051,13 @@
                   <w:txbxContent>
                     <w:p>
                       <w:r>
-                        <w:t>function shareUserAccess(</w:t>
-                      </w:r>
+                        <w:t xml:space="preserve">function </w:t>
+                      </w:r>
+                      <w:proofErr w:type="gramStart"/>
+                      <w:r>
+                        <w:t>shareUserAccess(</w:t>
+                      </w:r>
+                      <w:proofErr w:type="gramEnd"/>
                     </w:p>
                     <w:p>
                       <w:r>
@@ -11329,17 +12071,38 @@
                     </w:p>
                     <w:p>
                       <w:r>
-                        <w:t>) external {</w:t>
+                        <w:t xml:space="preserve">) </w:t>
+                      </w:r>
+                      <w:proofErr w:type="gramStart"/>
+                      <w:r>
+                        <w:t>external</w:t>
+                      </w:r>
+                      <w:proofErr w:type="gramEnd"/>
+                      <w:r>
+                        <w:t xml:space="preserve"> {</w:t>
                       </w:r>
                     </w:p>
                     <w:p>
                       <w:r>
-                        <w:t xml:space="preserve">    require(</w:t>
-                      </w:r>
+                        <w:t xml:space="preserve">    </w:t>
+                      </w:r>
+                      <w:proofErr w:type="gramStart"/>
+                      <w:r>
+                        <w:t>require(</w:t>
+                      </w:r>
+                      <w:proofErr w:type="gramEnd"/>
                     </w:p>
                     <w:p>
                       <w:r>
-                        <w:t xml:space="preserve">        users[_toAddress].addr == _toAddress,</w:t>
+                        <w:t xml:space="preserve">        users[_toAddress</w:t>
+                      </w:r>
+                      <w:proofErr w:type="gramStart"/>
+                      <w:r>
+                        <w:t>].addr</w:t>
+                      </w:r>
+                      <w:proofErr w:type="gramEnd"/>
+                      <w:r>
+                        <w:t xml:space="preserve"> == _toAddress,</w:t>
                       </w:r>
                     </w:p>
                     <w:p>
@@ -11361,12 +12124,25 @@
                     <w:p/>
                     <w:p>
                       <w:r>
-                        <w:t xml:space="preserve">    require(</w:t>
-                      </w:r>
+                        <w:t xml:space="preserve">    </w:t>
+                      </w:r>
+                      <w:proofErr w:type="gramStart"/>
+                      <w:r>
+                        <w:t>require(</w:t>
+                      </w:r>
+                      <w:proofErr w:type="gramEnd"/>
                     </w:p>
                     <w:p>
                       <w:r>
-                        <w:t xml:space="preserve">        bytes(doc.contentHash).length &gt; 0,</w:t>
+                        <w:t xml:space="preserve">        bytes(</w:t>
+                      </w:r>
+                      <w:proofErr w:type="gramStart"/>
+                      <w:r>
+                        <w:t>doc.contentHash).length</w:t>
+                      </w:r>
+                      <w:proofErr w:type="gramEnd"/>
+                      <w:r>
+                        <w:t xml:space="preserve"> &gt; 0,</w:t>
                       </w:r>
                     </w:p>
                     <w:p>
@@ -11382,12 +12158,33 @@
                     <w:p/>
                     <w:p>
                       <w:r>
-                        <w:t xml:space="preserve">    require(</w:t>
-                      </w:r>
+                        <w:t xml:space="preserve">    </w:t>
+                      </w:r>
+                      <w:proofErr w:type="gramStart"/>
+                      <w:r>
+                        <w:t>require(</w:t>
+                      </w:r>
+                      <w:proofErr w:type="gramEnd"/>
                     </w:p>
                     <w:p>
                       <w:r>
-                        <w:t xml:space="preserve">        doc.owner == msg.sender,</w:t>
+                        <w:t xml:space="preserve">        </w:t>
+                      </w:r>
+                      <w:proofErr w:type="gramStart"/>
+                      <w:r>
+                        <w:t>doc.owner</w:t>
+                      </w:r>
+                      <w:proofErr w:type="gramEnd"/>
+                      <w:r>
+                        <w:t xml:space="preserve"> == </w:t>
+                      </w:r>
+                      <w:proofErr w:type="gramStart"/>
+                      <w:r>
+                        <w:t>msg.sender</w:t>
+                      </w:r>
+                      <w:proofErr w:type="gramEnd"/>
+                      <w:r>
+                        <w:t>,</w:t>
                       </w:r>
                     </w:p>
                     <w:p>
@@ -11403,7 +12200,15 @@
                     <w:p/>
                     <w:p>
                       <w:r>
-                        <w:t xml:space="preserve">    documentsCreatedByUser[_toAddress].push(</w:t>
+                        <w:t xml:space="preserve">    documentsCreatedByUser[_toAddress</w:t>
+                      </w:r>
+                      <w:proofErr w:type="gramStart"/>
+                      <w:r>
+                        <w:t>].push</w:t>
+                      </w:r>
+                      <w:proofErr w:type="gramEnd"/>
+                      <w:r>
+                        <w:t>(</w:t>
                       </w:r>
                     </w:p>
                     <w:p>
@@ -11657,8 +12462,13 @@
                         <w:txbxContent>
                           <w:p>
                             <w:r>
-                              <w:t>function editDocument(</w:t>
-                            </w:r>
+                              <w:t xml:space="preserve">function </w:t>
+                            </w:r>
+                            <w:proofErr w:type="gramStart"/>
+                            <w:r>
+                              <w:t>editDocument(</w:t>
+                            </w:r>
+                            <w:proofErr w:type="gramEnd"/>
                           </w:p>
                           <w:p>
                             <w:r>
@@ -11677,7 +12487,15 @@
                           </w:p>
                           <w:p>
                             <w:r>
-                              <w:t>) external {</w:t>
+                              <w:t xml:space="preserve">) </w:t>
+                            </w:r>
+                            <w:proofErr w:type="gramStart"/>
+                            <w:r>
+                              <w:t>external</w:t>
+                            </w:r>
+                            <w:proofErr w:type="gramEnd"/>
+                            <w:r>
+                              <w:t xml:space="preserve"> {</w:t>
                             </w:r>
                           </w:p>
                           <w:p>
@@ -11688,12 +12506,25 @@
                           <w:p/>
                           <w:p>
                             <w:r>
-                              <w:t xml:space="preserve">    require(</w:t>
-                            </w:r>
+                              <w:t xml:space="preserve">    </w:t>
+                            </w:r>
+                            <w:proofErr w:type="gramStart"/>
+                            <w:r>
+                              <w:t>require(</w:t>
+                            </w:r>
+                            <w:proofErr w:type="gramEnd"/>
                           </w:p>
                           <w:p>
                             <w:r>
-                              <w:t xml:space="preserve">        bytes(doc.contentHash).length &gt; 0,</w:t>
+                              <w:t xml:space="preserve">        bytes(</w:t>
+                            </w:r>
+                            <w:proofErr w:type="gramStart"/>
+                            <w:r>
+                              <w:t>doc.contentHash).length</w:t>
+                            </w:r>
+                            <w:proofErr w:type="gramEnd"/>
+                            <w:r>
+                              <w:t xml:space="preserve"> &gt; 0,</w:t>
                             </w:r>
                           </w:p>
                           <w:p>
@@ -11709,12 +12540,33 @@
                           <w:p/>
                           <w:p>
                             <w:r>
-                              <w:t xml:space="preserve">    require(</w:t>
-                            </w:r>
+                              <w:t xml:space="preserve">    </w:t>
+                            </w:r>
+                            <w:proofErr w:type="gramStart"/>
+                            <w:r>
+                              <w:t>require(</w:t>
+                            </w:r>
+                            <w:proofErr w:type="gramEnd"/>
                           </w:p>
                           <w:p>
                             <w:r>
-                              <w:t xml:space="preserve">        doc.owner == msg.sender,</w:t>
+                              <w:t xml:space="preserve">        </w:t>
+                            </w:r>
+                            <w:proofErr w:type="gramStart"/>
+                            <w:r>
+                              <w:t>doc.owner</w:t>
+                            </w:r>
+                            <w:proofErr w:type="gramEnd"/>
+                            <w:r>
+                              <w:t xml:space="preserve"> == </w:t>
+                            </w:r>
+                            <w:proofErr w:type="gramStart"/>
+                            <w:r>
+                              <w:t>msg.sender</w:t>
+                            </w:r>
+                            <w:proofErr w:type="gramEnd"/>
+                            <w:r>
+                              <w:t>,</w:t>
                             </w:r>
                           </w:p>
                           <w:p>
@@ -11730,12 +12582,28 @@
                           <w:p/>
                           <w:p>
                             <w:r>
-                              <w:t xml:space="preserve">    doc.docType = _newDocType;</w:t>
+                              <w:t xml:space="preserve">    </w:t>
+                            </w:r>
+                            <w:proofErr w:type="gramStart"/>
+                            <w:r>
+                              <w:t>doc.docType</w:t>
+                            </w:r>
+                            <w:proofErr w:type="gramEnd"/>
+                            <w:r>
+                              <w:t xml:space="preserve"> = _newDocType;</w:t>
                             </w:r>
                           </w:p>
                           <w:p>
                             <w:r>
-                              <w:t xml:space="preserve">    doc.contentHash = _newContentHash;</w:t>
+                              <w:t xml:space="preserve">    </w:t>
+                            </w:r>
+                            <w:proofErr w:type="gramStart"/>
+                            <w:r>
+                              <w:t>doc.contentHash</w:t>
+                            </w:r>
+                            <w:proofErr w:type="gramEnd"/>
+                            <w:r>
+                              <w:t xml:space="preserve"> = _newContentHash;</w:t>
                             </w:r>
                           </w:p>
                           <w:p>
@@ -11767,8 +12635,13 @@
                   <w:txbxContent>
                     <w:p>
                       <w:r>
-                        <w:t>function editDocument(</w:t>
-                      </w:r>
+                        <w:t xml:space="preserve">function </w:t>
+                      </w:r>
+                      <w:proofErr w:type="gramStart"/>
+                      <w:r>
+                        <w:t>editDocument(</w:t>
+                      </w:r>
+                      <w:proofErr w:type="gramEnd"/>
                     </w:p>
                     <w:p>
                       <w:r>
@@ -11787,7 +12660,15 @@
                     </w:p>
                     <w:p>
                       <w:r>
-                        <w:t>) external {</w:t>
+                        <w:t xml:space="preserve">) </w:t>
+                      </w:r>
+                      <w:proofErr w:type="gramStart"/>
+                      <w:r>
+                        <w:t>external</w:t>
+                      </w:r>
+                      <w:proofErr w:type="gramEnd"/>
+                      <w:r>
+                        <w:t xml:space="preserve"> {</w:t>
                       </w:r>
                     </w:p>
                     <w:p>
@@ -11798,12 +12679,25 @@
                     <w:p/>
                     <w:p>
                       <w:r>
-                        <w:t xml:space="preserve">    require(</w:t>
-                      </w:r>
+                        <w:t xml:space="preserve">    </w:t>
+                      </w:r>
+                      <w:proofErr w:type="gramStart"/>
+                      <w:r>
+                        <w:t>require(</w:t>
+                      </w:r>
+                      <w:proofErr w:type="gramEnd"/>
                     </w:p>
                     <w:p>
                       <w:r>
-                        <w:t xml:space="preserve">        bytes(doc.contentHash).length &gt; 0,</w:t>
+                        <w:t xml:space="preserve">        bytes(</w:t>
+                      </w:r>
+                      <w:proofErr w:type="gramStart"/>
+                      <w:r>
+                        <w:t>doc.contentHash).length</w:t>
+                      </w:r>
+                      <w:proofErr w:type="gramEnd"/>
+                      <w:r>
+                        <w:t xml:space="preserve"> &gt; 0,</w:t>
                       </w:r>
                     </w:p>
                     <w:p>
@@ -11819,12 +12713,33 @@
                     <w:p/>
                     <w:p>
                       <w:r>
-                        <w:t xml:space="preserve">    require(</w:t>
-                      </w:r>
+                        <w:t xml:space="preserve">    </w:t>
+                      </w:r>
+                      <w:proofErr w:type="gramStart"/>
+                      <w:r>
+                        <w:t>require(</w:t>
+                      </w:r>
+                      <w:proofErr w:type="gramEnd"/>
                     </w:p>
                     <w:p>
                       <w:r>
-                        <w:t xml:space="preserve">        doc.owner == msg.sender,</w:t>
+                        <w:t xml:space="preserve">        </w:t>
+                      </w:r>
+                      <w:proofErr w:type="gramStart"/>
+                      <w:r>
+                        <w:t>doc.owner</w:t>
+                      </w:r>
+                      <w:proofErr w:type="gramEnd"/>
+                      <w:r>
+                        <w:t xml:space="preserve"> == </w:t>
+                      </w:r>
+                      <w:proofErr w:type="gramStart"/>
+                      <w:r>
+                        <w:t>msg.sender</w:t>
+                      </w:r>
+                      <w:proofErr w:type="gramEnd"/>
+                      <w:r>
+                        <w:t>,</w:t>
                       </w:r>
                     </w:p>
                     <w:p>
@@ -11840,12 +12755,28 @@
                     <w:p/>
                     <w:p>
                       <w:r>
-                        <w:t xml:space="preserve">    doc.docType = _newDocType;</w:t>
+                        <w:t xml:space="preserve">    </w:t>
+                      </w:r>
+                      <w:proofErr w:type="gramStart"/>
+                      <w:r>
+                        <w:t>doc.docType</w:t>
+                      </w:r>
+                      <w:proofErr w:type="gramEnd"/>
+                      <w:r>
+                        <w:t xml:space="preserve"> = _newDocType;</w:t>
                       </w:r>
                     </w:p>
                     <w:p>
                       <w:r>
-                        <w:t xml:space="preserve">    doc.contentHash = _newContentHash;</w:t>
+                        <w:t xml:space="preserve">    </w:t>
+                      </w:r>
+                      <w:proofErr w:type="gramStart"/>
+                      <w:r>
+                        <w:t>doc.contentHash</w:t>
+                      </w:r>
+                      <w:proofErr w:type="gramEnd"/>
+                      <w:r>
+                        <w:t xml:space="preserve"> = _newContentHash;</w:t>
                       </w:r>
                     </w:p>
                     <w:p>
@@ -12097,13 +13028,26 @@
                             </w:r>
                           </w:p>
                           <w:p>
-                            <w:r>
-                              <w:t>constructor() {</w:t>
+                            <w:proofErr w:type="gramStart"/>
+                            <w:r>
+                              <w:t>constructor(</w:t>
+                            </w:r>
+                            <w:proofErr w:type="gramEnd"/>
+                            <w:r>
+                              <w:t>) {</w:t>
                             </w:r>
                           </w:p>
                           <w:p>
                             <w:r>
-                              <w:t xml:space="preserve">    admin = msg.sender;</w:t>
+                              <w:t xml:space="preserve">    admin = </w:t>
+                            </w:r>
+                            <w:proofErr w:type="gramStart"/>
+                            <w:r>
+                              <w:t>msg.sender</w:t>
+                            </w:r>
+                            <w:proofErr w:type="gramEnd"/>
+                            <w:r>
+                              <w:t>;</w:t>
                             </w:r>
                           </w:p>
                           <w:p>
@@ -12113,17 +13057,38 @@
                           </w:p>
                           <w:p>
                             <w:r>
-                              <w:t>modifier onlyAdmin() {</w:t>
+                              <w:t xml:space="preserve">modifier </w:t>
+                            </w:r>
+                            <w:proofErr w:type="gramStart"/>
+                            <w:r>
+                              <w:t>onlyAdmin(</w:t>
+                            </w:r>
+                            <w:proofErr w:type="gramEnd"/>
+                            <w:r>
+                              <w:t>) {</w:t>
                             </w:r>
                           </w:p>
                           <w:p>
                             <w:r>
-                              <w:t xml:space="preserve">    require(</w:t>
-                            </w:r>
+                              <w:t xml:space="preserve">    </w:t>
+                            </w:r>
+                            <w:proofErr w:type="gramStart"/>
+                            <w:r>
+                              <w:t>require(</w:t>
+                            </w:r>
+                            <w:proofErr w:type="gramEnd"/>
                           </w:p>
                           <w:p>
                             <w:r>
-                              <w:t xml:space="preserve">        msg.sender == admin,</w:t>
+                              <w:t xml:space="preserve">        </w:t>
+                            </w:r>
+                            <w:proofErr w:type="gramStart"/>
+                            <w:r>
+                              <w:t>msg.sender</w:t>
+                            </w:r>
+                            <w:proofErr w:type="gramEnd"/>
+                            <w:r>
+                              <w:t xml:space="preserve"> == admin,</w:t>
                             </w:r>
                           </w:p>
                           <w:p>
@@ -12177,13 +13142,26 @@
                       </w:r>
                     </w:p>
                     <w:p>
-                      <w:r>
-                        <w:t>constructor() {</w:t>
+                      <w:proofErr w:type="gramStart"/>
+                      <w:r>
+                        <w:t>constructor(</w:t>
+                      </w:r>
+                      <w:proofErr w:type="gramEnd"/>
+                      <w:r>
+                        <w:t>) {</w:t>
                       </w:r>
                     </w:p>
                     <w:p>
                       <w:r>
-                        <w:t xml:space="preserve">    admin = msg.sender;</w:t>
+                        <w:t xml:space="preserve">    admin = </w:t>
+                      </w:r>
+                      <w:proofErr w:type="gramStart"/>
+                      <w:r>
+                        <w:t>msg.sender</w:t>
+                      </w:r>
+                      <w:proofErr w:type="gramEnd"/>
+                      <w:r>
+                        <w:t>;</w:t>
                       </w:r>
                     </w:p>
                     <w:p>
@@ -12193,17 +13171,38 @@
                     </w:p>
                     <w:p>
                       <w:r>
-                        <w:t>modifier onlyAdmin() {</w:t>
+                        <w:t xml:space="preserve">modifier </w:t>
+                      </w:r>
+                      <w:proofErr w:type="gramStart"/>
+                      <w:r>
+                        <w:t>onlyAdmin(</w:t>
+                      </w:r>
+                      <w:proofErr w:type="gramEnd"/>
+                      <w:r>
+                        <w:t>) {</w:t>
                       </w:r>
                     </w:p>
                     <w:p>
                       <w:r>
-                        <w:t xml:space="preserve">    require(</w:t>
-                      </w:r>
+                        <w:t xml:space="preserve">    </w:t>
+                      </w:r>
+                      <w:proofErr w:type="gramStart"/>
+                      <w:r>
+                        <w:t>require(</w:t>
+                      </w:r>
+                      <w:proofErr w:type="gramEnd"/>
                     </w:p>
                     <w:p>
                       <w:r>
-                        <w:t xml:space="preserve">        msg.sender == admin,</w:t>
+                        <w:t xml:space="preserve">        </w:t>
+                      </w:r>
+                      <w:proofErr w:type="gramStart"/>
+                      <w:r>
+                        <w:t>msg.sender</w:t>
+                      </w:r>
+                      <w:proofErr w:type="gramEnd"/>
+                      <w:r>
+                        <w:t xml:space="preserve"> == admin,</w:t>
                       </w:r>
                     </w:p>
                     <w:p>
@@ -14086,7 +15085,30 @@
           <w:lang w:val="en-IN"/>
         </w:rPr>
         <w:tab/>
-        <w:t>8 . CONCLUSION</w:t>
+      </w:r>
+      <w:proofErr w:type="gramStart"/>
+      <w:r>
+        <w:rPr>
+          <w:b/>
+          <w:bCs/>
+          <w:spacing w:val="-2"/>
+          <w:sz w:val="28"/>
+          <w:szCs w:val="28"/>
+          <w:lang w:val="en-IN"/>
+        </w:rPr>
+        <w:t>8 .</w:t>
+      </w:r>
+      <w:proofErr w:type="gramEnd"/>
+      <w:r>
+        <w:rPr>
+          <w:b/>
+          <w:bCs/>
+          <w:spacing w:val="-2"/>
+          <w:sz w:val="28"/>
+          <w:szCs w:val="28"/>
+          <w:lang w:val="en-IN"/>
+        </w:rPr>
+        <w:t xml:space="preserve"> CONCLUSION</w:t>
       </w:r>
     </w:p>
     <w:p>
@@ -14422,6 +15444,8 @@
         <w:spacing w:line="276" w:lineRule="auto"/>
         <w:jc w:val="both"/>
         <w:rPr>
+          <w:b/>
+          <w:bCs/>
           <w:lang w:val="en-IN"/>
         </w:rPr>
       </w:pPr>
@@ -14432,9 +15456,23 @@
         <w:spacing w:line="276" w:lineRule="auto"/>
         <w:jc w:val="both"/>
         <w:rPr>
-          <w:lang w:val="en-IN"/>
-        </w:rPr>
-      </w:pPr>
+          <w:b/>
+          <w:bCs/>
+          <w:sz w:val="28"/>
+          <w:szCs w:val="28"/>
+          <w:lang w:val="en-IN"/>
+        </w:rPr>
+      </w:pPr>
+      <w:r>
+        <w:rPr>
+          <w:b/>
+          <w:bCs/>
+          <w:sz w:val="28"/>
+          <w:szCs w:val="28"/>
+          <w:lang w:val="en-IN"/>
+        </w:rPr>
+        <w:t>SDG 16: Peace, Justice and Strong Institutions</w:t>
+      </w:r>
     </w:p>
     <w:p>
       <w:pPr>
@@ -14445,26 +15483,6 @@
           <w:lang w:val="en-IN"/>
         </w:rPr>
       </w:pPr>
-      <w:r>
-        <w:rPr>
-          <w:lang w:val="en-IN"/>
-        </w:rPr>
-        <w:t xml:space="preserve">The </w:t>
-      </w:r>
-      <w:proofErr w:type="spellStart"/>
-      <w:r>
-        <w:rPr>
-          <w:lang w:val="en-IN"/>
-        </w:rPr>
-        <w:t>BlockVault</w:t>
-      </w:r>
-      <w:proofErr w:type="spellEnd"/>
-      <w:r>
-        <w:rPr>
-          <w:lang w:val="en-IN"/>
-        </w:rPr>
-        <w:t xml:space="preserve"> system aligns with selected United Nations Sustainable Development Goals (SDGs) by demonstrating the use of blockchain technology for digital record management, transparency, and accountability.</w:t>
-      </w:r>
     </w:p>
     <w:p>
       <w:pPr>
@@ -14472,11 +15490,15 @@
         <w:spacing w:line="276" w:lineRule="auto"/>
         <w:jc w:val="both"/>
         <w:rPr>
-          <w:b/>
-          <w:bCs/>
-          <w:lang w:val="en-IN"/>
-        </w:rPr>
-      </w:pPr>
+          <w:lang w:val="en-IN"/>
+        </w:rPr>
+      </w:pPr>
+      <w:r>
+        <w:rPr>
+          <w:lang w:val="en-IN"/>
+        </w:rPr>
+        <w:t>Sustainable Development Goal 16 aims to promote peaceful and inclusive societies, provide access to justice for all, and build effective, accountable, and inclusive institutions at all levels. Achieving this goal requires reliable information management, transparent administrative processes, and trustworthy systems that support legal documentation, accountability, and dispute resolution.</w:t>
+      </w:r>
     </w:p>
     <w:p>
       <w:pPr>
@@ -14484,8 +15506,6 @@
         <w:spacing w:line="276" w:lineRule="auto"/>
         <w:jc w:val="both"/>
         <w:rPr>
-          <w:b/>
-          <w:bCs/>
           <w:lang w:val="en-IN"/>
         </w:rPr>
       </w:pPr>
@@ -14496,22 +15516,14 @@
         <w:spacing w:line="276" w:lineRule="auto"/>
         <w:jc w:val="both"/>
         <w:rPr>
-          <w:b/>
-          <w:bCs/>
-          <w:sz w:val="28"/>
-          <w:szCs w:val="28"/>
-          <w:lang w:val="en-IN"/>
-        </w:rPr>
-      </w:pPr>
-      <w:r>
-        <w:rPr>
-          <w:b/>
-          <w:bCs/>
-          <w:sz w:val="28"/>
-          <w:szCs w:val="28"/>
-          <w:lang w:val="en-IN"/>
-        </w:rPr>
-        <w:t>9.1. SDG 9: Industry, Innovation and Infrastructure</w:t>
+          <w:lang w:val="en-IN"/>
+        </w:rPr>
+      </w:pPr>
+      <w:r>
+        <w:rPr>
+          <w:lang w:val="en-IN"/>
+        </w:rPr>
+        <w:t>Legal and administrative institutions depend on accurate, authentic, and accessible records to support decision-making, resolve disputes, establish ownership, and maintain accountability. Legal documents such as contracts, affidavits, property records, and evidence files play an important role in judicial and administrative proceedings. Therefore, maintaining the integrity, availability, and traceability of these records is essential for ensuring that relevant information can be retrieved and verified when required.</w:t>
       </w:r>
     </w:p>
     <w:p>
@@ -14520,8 +15532,6 @@
         <w:spacing w:line="276" w:lineRule="auto"/>
         <w:jc w:val="both"/>
         <w:rPr>
-          <w:b/>
-          <w:bCs/>
           <w:lang w:val="en-IN"/>
         </w:rPr>
       </w:pPr>
@@ -14547,7 +15557,35 @@
         <w:rPr>
           <w:lang w:val="en-IN"/>
         </w:rPr>
-        <w:t xml:space="preserve"> demonstrates the application of blockchain technology and smart contracts in digital infrastructure. By integrating Solidity-based smart contracts with a web application, the system explores an innovative approach to maintaining document-related records and supporting digital transformation.</w:t>
+        <w:t xml:space="preserve"> — Blockchain </w:t>
+      </w:r>
+      <w:proofErr w:type="spellStart"/>
+      <w:r>
+        <w:rPr>
+          <w:lang w:val="en-IN"/>
+        </w:rPr>
+        <w:t>eVault</w:t>
+      </w:r>
+      <w:proofErr w:type="spellEnd"/>
+      <w:r>
+        <w:rPr>
+          <w:lang w:val="en-IN"/>
+        </w:rPr>
+        <w:t xml:space="preserve"> System for Legal Records addresses some of these challenges by combining blockchain-based recordkeeping with cryptographic document hashing and access-control mechanisms. The system uses a Solidity-based smart contract, called </w:t>
+      </w:r>
+      <w:proofErr w:type="spellStart"/>
+      <w:r>
+        <w:rPr>
+          <w:lang w:val="en-IN"/>
+        </w:rPr>
+        <w:t>DocumentRegistry</w:t>
+      </w:r>
+      <w:proofErr w:type="spellEnd"/>
+      <w:r>
+        <w:rPr>
+          <w:lang w:val="en-IN"/>
+        </w:rPr>
+        <w:t>, to register document hashes and associated metadata on an Ethereum-compatible blockchain. When a document is uploaded, the backend calculates its SHA-256 hash, which serves as a digital fingerprint of the file. The hash and relevant metadata are recorded on-chain, while the original document is stored separately on the backend server.</w:t>
       </w:r>
     </w:p>
     <w:p>
@@ -14569,6 +15607,12 @@
           <w:lang w:val="en-IN"/>
         </w:rPr>
       </w:pPr>
+      <w:r>
+        <w:rPr>
+          <w:lang w:val="en-IN"/>
+        </w:rPr>
+        <w:t xml:space="preserve">This approach supports document integrity verification by allowing a recalculated hash to be compared with the registered hash. If both values match, the file's contents match the registered version; if they differ, the file may have been modified or may represent a different document. </w:t>
+      </w:r>
     </w:p>
     <w:p>
       <w:pPr>
@@ -14576,11 +15620,29 @@
         <w:spacing w:line="276" w:lineRule="auto"/>
         <w:jc w:val="both"/>
         <w:rPr>
-          <w:b/>
-          <w:bCs/>
-          <w:lang w:val="en-IN"/>
-        </w:rPr>
-      </w:pPr>
+          <w:lang w:val="en-IN"/>
+        </w:rPr>
+      </w:pPr>
+      <w:r>
+        <w:rPr>
+          <w:lang w:val="en-IN"/>
+        </w:rPr>
+        <w:t xml:space="preserve">The project is particularly relevant to SDG Target 16.3, which focuses on promoting the rule of law and ensuring equal access to justice, and SDG Target 16.6, which aims to develop effective, accountable, and transparent institutions. By providing a prototype for verifiable document records and traceable transactions, </w:t>
+      </w:r>
+      <w:proofErr w:type="spellStart"/>
+      <w:r>
+        <w:rPr>
+          <w:lang w:val="en-IN"/>
+        </w:rPr>
+        <w:t>BlockVault</w:t>
+      </w:r>
+      <w:proofErr w:type="spellEnd"/>
+      <w:r>
+        <w:rPr>
+          <w:lang w:val="en-IN"/>
+        </w:rPr>
+        <w:t xml:space="preserve"> demonstrates a possible technological contribution to more reliable legal information management.</w:t>
+      </w:r>
     </w:p>
     <w:p>
       <w:pPr>
@@ -14588,22 +15650,14 @@
         <w:spacing w:line="276" w:lineRule="auto"/>
         <w:jc w:val="both"/>
         <w:rPr>
-          <w:b/>
-          <w:bCs/>
-          <w:sz w:val="28"/>
-          <w:szCs w:val="28"/>
-          <w:lang w:val="en-IN"/>
-        </w:rPr>
-      </w:pPr>
-      <w:r>
-        <w:rPr>
-          <w:b/>
-          <w:bCs/>
-          <w:sz w:val="28"/>
-          <w:szCs w:val="28"/>
-          <w:lang w:val="en-IN"/>
-        </w:rPr>
-        <w:t>9.2. SDG 16: Peace, Justice and Strong Institutions</w:t>
+          <w:lang w:val="en-IN"/>
+        </w:rPr>
+      </w:pPr>
+      <w:r>
+        <w:rPr>
+          <w:lang w:val="en-IN"/>
+        </w:rPr>
+        <w:t>However, blockchain-based recordkeeping alone cannot guarantee that a document is genuine, truthful, or legally admissible. The availability of original documents also depends on secure off-chain storage, reliable backups, and appropriate authorization mechanisms. The current prototype therefore requires further improvements in private-key management, authentication, and access control before practical deployment.</w:t>
       </w:r>
     </w:p>
     <w:p>
@@ -14629,7 +15683,7 @@
         <w:rPr>
           <w:lang w:val="en-IN"/>
         </w:rPr>
-        <w:t xml:space="preserve">This is the most directly relevant SDG for </w:t>
+        <w:t xml:space="preserve">Overall, </w:t>
       </w:r>
       <w:proofErr w:type="spellStart"/>
       <w:r>
@@ -14643,7 +15697,7 @@
         <w:rPr>
           <w:lang w:val="en-IN"/>
         </w:rPr>
-        <w:t>. The system aims to support transparent and traceable legal record management through blockchain transactions. Document metadata and associated blockchain records can help improve accountability and facilitate the verification of registered information.</w:t>
+        <w:t xml:space="preserve"> demonstrates how blockchain and cryptographic hashing can support the integrity, traceability, and controlled sharing of legal records. By exploring these capabilities, the project contributes to the technological foundations for more transparent and accountable legal and administrative processes, aligning with the broader objectives of Sustainable Development Goal 16: Peace, Justice and Strong Institutions.</w:t>
       </w:r>
     </w:p>
     <w:p>
@@ -14659,103 +15713,7 @@
         <w:rPr>
           <w:lang w:val="en-IN"/>
         </w:rPr>
-        <w:t>The application demonstrates how digital technologies can support more reliable recordkeeping practices relevant to legal and administrative processes.</w:t>
-      </w:r>
-    </w:p>
-    <w:p>
-      <w:pPr>
-        <w:pStyle w:val="BodyText"/>
-        <w:spacing w:line="276" w:lineRule="auto"/>
-        <w:jc w:val="both"/>
-        <w:rPr>
-          <w:b/>
-          <w:bCs/>
-          <w:lang w:val="en-IN"/>
-        </w:rPr>
-      </w:pPr>
-    </w:p>
-    <w:p>
-      <w:pPr>
-        <w:pStyle w:val="BodyText"/>
-        <w:spacing w:line="276" w:lineRule="auto"/>
-        <w:jc w:val="both"/>
-        <w:rPr>
-          <w:b/>
-          <w:bCs/>
-          <w:lang w:val="en-IN"/>
-        </w:rPr>
-      </w:pPr>
-    </w:p>
-    <w:p>
-      <w:pPr>
-        <w:pStyle w:val="BodyText"/>
-        <w:spacing w:line="276" w:lineRule="auto"/>
-        <w:jc w:val="both"/>
-        <w:rPr>
-          <w:b/>
-          <w:bCs/>
-          <w:lang w:val="en-IN"/>
-        </w:rPr>
-      </w:pPr>
-    </w:p>
-    <w:p>
-      <w:pPr>
-        <w:pStyle w:val="BodyText"/>
-        <w:spacing w:line="276" w:lineRule="auto"/>
-        <w:jc w:val="both"/>
-        <w:rPr>
-          <w:b/>
-          <w:bCs/>
-          <w:lang w:val="en-IN"/>
-        </w:rPr>
-      </w:pPr>
-      <w:r>
-        <w:rPr>
-          <w:b/>
-          <w:bCs/>
-          <w:lang w:val="en-IN"/>
-        </w:rPr>
-        <w:t>9.3. SDG 12: Responsible Consumption and Production</w:t>
-      </w:r>
-    </w:p>
-    <w:p>
-      <w:pPr>
-        <w:pStyle w:val="BodyText"/>
-        <w:spacing w:line="276" w:lineRule="auto"/>
-        <w:jc w:val="both"/>
-        <w:rPr>
-          <w:lang w:val="en-IN"/>
-        </w:rPr>
-      </w:pPr>
-      <w:proofErr w:type="spellStart"/>
-      <w:r>
-        <w:rPr>
-          <w:lang w:val="en-IN"/>
-        </w:rPr>
-        <w:t>BlockVault</w:t>
-      </w:r>
-      <w:proofErr w:type="spellEnd"/>
-      <w:r>
-        <w:rPr>
-          <w:lang w:val="en-IN"/>
-        </w:rPr>
-        <w:t xml:space="preserve"> supports digital document management, which can reduce dependence on printing and physical document storage when adopted in place of paper-based workflows. Digital records can also simplify document retrieval and organization.</w:t>
-      </w:r>
-    </w:p>
-    <w:p>
-      <w:pPr>
-        <w:pStyle w:val="BodyText"/>
-        <w:spacing w:line="276" w:lineRule="auto"/>
-        <w:jc w:val="both"/>
-        <w:rPr>
-          <w:lang w:val="en-IN"/>
-        </w:rPr>
-      </w:pPr>
-      <w:r>
-        <w:rPr>
-          <w:lang w:val="en-IN"/>
-        </w:rPr>
-        <w:t>However, the actual environmental benefit depends on how the system is used and the resources required to operate its infrastructure.</w:t>
+        <w:t>.</w:t>
       </w:r>
     </w:p>
     <w:p>
